--- a/rmpl-562-MAK/RMPL-2602-IB-CORRIGENDUM.docx
+++ b/rmpl-562-MAK/RMPL-2602-IB-CORRIGENDUM.docx
@@ -16,8 +16,8 @@
         </w:tblCellMar>
       </w:tblPr>
       <w:tblGrid>
-        <w:gridCol w:w="6028"/>
-        <w:gridCol w:w="3332"/>
+        <w:gridCol w:w="6027"/>
+        <w:gridCol w:w="3333"/>
       </w:tblGrid>
       <w:tr>
         <w:trPr>
@@ -25,7 +25,7 @@
         </w:trPr>
         <w:tc>
           <w:tcPr>
-            <w:tcW w:w="6028" w:type="dxa"/>
+            <w:tcW w:w="6027" w:type="dxa"/>
             <w:tcBorders/>
           </w:tcPr>
           <w:p>
@@ -52,7 +52,7 @@
         </w:tc>
         <w:tc>
           <w:tcPr>
-            <w:tcW w:w="3332" w:type="dxa"/>
+            <w:tcW w:w="3333" w:type="dxa"/>
             <w:tcBorders/>
           </w:tcPr>
           <w:p>
@@ -83,7 +83,7 @@
         <w:trPr/>
         <w:tc>
           <w:tcPr>
-            <w:tcW w:w="6028" w:type="dxa"/>
+            <w:tcW w:w="6027" w:type="dxa"/>
             <w:tcBorders/>
           </w:tcPr>
           <w:p>
@@ -121,7 +121,7 @@
                   <v:path o:extrusionok="f" gradientshapeok="t" o:connecttype="rect"/>
                   <o:lock v:ext="edit" aspectratio="t"/>
                 </v:shapetype>
-                <v:shape id="control_shape_0" o:allowincell="t" style="width:301.25pt;height:9.8pt" type="#_x0000_t75"/>
+                <v:shape id="control_shape_0" o:allowincell="t" style="width:301.2pt;height:9.75pt" type="#_x0000_t75"/>
                 <w:control r:id="rId2" w:name="Text Box 1" w:shapeid="control_shape_0"/>
               </w:object>
             </w:r>
@@ -142,7 +142,7 @@
             <w:r>
               <w:rPr/>
               <w:object>
-                <v:shape id="control_shape_1" o:allowincell="t" style="width:301.25pt;height:9.8pt" type="#_x0000_t75"/>
+                <v:shape id="control_shape_1" o:allowincell="t" style="width:301.2pt;height:9.75pt" type="#_x0000_t75"/>
                 <w:control r:id="rId3" w:name="Text Box 1" w:shapeid="control_shape_1"/>
               </w:object>
             </w:r>
@@ -163,7 +163,7 @@
             <w:r>
               <w:rPr/>
               <w:object>
-                <v:shape id="control_shape_2" o:allowincell="t" style="width:226.5pt;height:9.8pt" type="#_x0000_t75"/>
+                <v:shape id="control_shape_2" o:allowincell="t" style="width:226.45pt;height:9.75pt" type="#_x0000_t75"/>
                 <w:control r:id="rId4" w:name="Text Box 1" w:shapeid="control_shape_2"/>
               </w:object>
             </w:r>
@@ -184,7 +184,7 @@
             <w:r>
               <w:rPr/>
               <w:object>
-                <v:shape id="control_shape_3" o:allowincell="t" style="width:226.5pt;height:9.8pt" type="#_x0000_t75"/>
+                <v:shape id="control_shape_3" o:allowincell="t" style="width:226.45pt;height:9.75pt" type="#_x0000_t75"/>
                 <w:control r:id="rId5" w:name="Text Box 1" w:shapeid="control_shape_3"/>
               </w:object>
             </w:r>
@@ -289,7 +289,7 @@
         </w:tc>
         <w:tc>
           <w:tcPr>
-            <w:tcW w:w="3332" w:type="dxa"/>
+            <w:tcW w:w="3333" w:type="dxa"/>
             <w:tcBorders/>
           </w:tcPr>
           <w:p>
@@ -1227,8 +1227,8 @@
           <w:footerReference w:type="default" r:id="rId7"/>
           <w:footerReference w:type="first" r:id="rId8"/>
           <w:type w:val="nextPage"/>
-          <w:pgSz w:w="12240" w:h="20160"/>
-          <w:pgMar w:left="1440" w:right="1440" w:gutter="0" w:header="0" w:top="8640" w:footer="2160" w:bottom="2963"/>
+          <w:pgSz w:w="12240" w:h="18720"/>
+          <w:pgMar w:left="1440" w:right="1440" w:gutter="0" w:header="0" w:top="6480" w:footer="2160" w:bottom="2963"/>
           <w:pgNumType w:fmt="decimal"/>
           <w:formProt w:val="false"/>
           <w:textDirection w:val="lrTb"/>
@@ -1618,54 +1618,6 @@
               </w:rPr>
             </w:pPr>
             <w:r>
-              <w:drawing>
-                <wp:anchor distT="0" distB="0" distL="0" distR="0" simplePos="0" relativeHeight="2" behindDoc="0" locked="0" layoutInCell="1" allowOverlap="1">
-                  <wp:simplePos x="0" y="0"/>
-                  <wp:positionH relativeFrom="column">
-                    <wp:posOffset>1390015</wp:posOffset>
-                  </wp:positionH>
-                  <wp:positionV relativeFrom="paragraph">
-                    <wp:posOffset>635</wp:posOffset>
-                  </wp:positionV>
-                  <wp:extent cx="1151890" cy="467995"/>
-                  <wp:effectExtent l="0" t="0" r="0" b="0"/>
-                  <wp:wrapNone/>
-                  <wp:docPr id="1" name="Image2"/>
-                  <wp:cNvGraphicFramePr>
-                    <a:graphicFrameLocks xmlns:a="http://schemas.openxmlformats.org/drawingml/2006/main" noChangeAspect="1"/>
-                  </wp:cNvGraphicFramePr>
-                  <a:graphic xmlns:a="http://schemas.openxmlformats.org/drawingml/2006/main">
-                    <a:graphicData uri="http://schemas.openxmlformats.org/drawingml/2006/picture">
-                      <pic:pic xmlns:pic="http://schemas.openxmlformats.org/drawingml/2006/picture">
-                        <pic:nvPicPr>
-                          <pic:cNvPr id="1" name="Image2"/>
-                          <pic:cNvPicPr>
-                            <a:picLocks noChangeAspect="1" noChangeArrowheads="1"/>
-                          </pic:cNvPicPr>
-                        </pic:nvPicPr>
-                        <pic:blipFill>
-                          <a:blip r:embed="rId9"/>
-                          <a:stretch>
-                            <a:fillRect/>
-                          </a:stretch>
-                        </pic:blipFill>
-                        <pic:spPr bwMode="auto">
-                          <a:xfrm>
-                            <a:off x="0" y="0"/>
-                            <a:ext cx="1151890" cy="467995"/>
-                          </a:xfrm>
-                          <a:prstGeom prst="rect">
-                            <a:avLst/>
-                          </a:prstGeom>
-                          <a:noFill/>
-                        </pic:spPr>
-                      </pic:pic>
-                    </a:graphicData>
-                  </a:graphic>
-                </wp:anchor>
-              </w:drawing>
-            </w:r>
-            <w:r>
               <w:rPr>
                 <w:rFonts w:ascii="Calibri" w:hAnsi="Calibri"/>
                 <w:sz w:val="20"/>
@@ -1823,7 +1775,7 @@
               </w:rPr>
               <w:t xml:space="preserve">Email Address:    </w:t>
             </w:r>
-            <w:hyperlink r:id="rId10">
+            <w:hyperlink r:id="rId9">
               <w:r>
                 <w:rPr>
                   <w:rStyle w:val="Hyperlink"/>
@@ -3717,9 +3669,9 @@
       </w:r>
     </w:p>
     <w:sectPr>
-      <w:footerReference w:type="even" r:id="rId11"/>
-      <w:footerReference w:type="default" r:id="rId12"/>
-      <w:footerReference w:type="first" r:id="rId13"/>
+      <w:footerReference w:type="even" r:id="rId10"/>
+      <w:footerReference w:type="default" r:id="rId11"/>
+      <w:footerReference w:type="first" r:id="rId12"/>
       <w:type w:val="nextPage"/>
       <w:pgSz w:w="12240" w:h="20160"/>
       <w:pgMar w:left="1440" w:right="1440" w:gutter="0" w:header="0" w:top="2160" w:footer="1440" w:bottom="2243"/>
@@ -3834,100 +3786,7 @@
             </w:rPr>
           </w:pPr>
           <w:r>
-            <w:rPr>
-              <w:rFonts w:ascii="Calibri" w:hAnsi="Calibri"/>
-              <w:sz w:val="20"/>
-              <w:szCs w:val="20"/>
-            </w:rPr>
-            <w:t xml:space="preserve">Page </w:t>
-          </w:r>
-          <w:r>
-            <w:rPr>
-              <w:rFonts w:ascii="Calibri" w:hAnsi="Calibri"/>
-              <w:sz w:val="20"/>
-              <w:szCs w:val="20"/>
-            </w:rPr>
-            <w:fldChar w:fldCharType="begin"/>
-          </w:r>
-          <w:r>
-            <w:rPr>
-              <w:rFonts w:ascii="Calibri" w:hAnsi="Calibri"/>
-              <w:sz w:val="20"/>
-              <w:szCs w:val="20"/>
-            </w:rPr>
-            <w:instrText xml:space="preserve"> PAGE </w:instrText>
-          </w:r>
-          <w:r>
-            <w:rPr>
-              <w:rFonts w:ascii="Calibri" w:hAnsi="Calibri"/>
-              <w:sz w:val="20"/>
-              <w:szCs w:val="20"/>
-            </w:rPr>
-            <w:fldChar w:fldCharType="separate"/>
-          </w:r>
-          <w:r>
-            <w:rPr>
-              <w:rFonts w:ascii="Calibri" w:hAnsi="Calibri"/>
-              <w:sz w:val="20"/>
-              <w:szCs w:val="20"/>
-            </w:rPr>
-            <w:t>1</w:t>
-          </w:r>
-          <w:r>
-            <w:rPr>
-              <w:rFonts w:ascii="Calibri" w:hAnsi="Calibri"/>
-              <w:sz w:val="20"/>
-              <w:szCs w:val="20"/>
-            </w:rPr>
-            <w:fldChar w:fldCharType="end"/>
-          </w:r>
-          <w:r>
-            <w:rPr>
-              <w:rFonts w:ascii="Calibri" w:hAnsi="Calibri"/>
-              <w:sz w:val="20"/>
-              <w:szCs w:val="20"/>
-            </w:rPr>
-            <w:t xml:space="preserve"> of </w:t>
-          </w:r>
-          <w:r>
-            <w:rPr>
-              <w:rFonts w:ascii="Calibri" w:hAnsi="Calibri"/>
-              <w:sz w:val="20"/>
-              <w:szCs w:val="20"/>
-            </w:rPr>
-            <w:fldChar w:fldCharType="begin"/>
-          </w:r>
-          <w:r>
-            <w:rPr>
-              <w:rFonts w:ascii="Calibri" w:hAnsi="Calibri"/>
-              <w:sz w:val="20"/>
-              <w:szCs w:val="20"/>
-            </w:rPr>
-            <w:instrText xml:space="preserve"> NUMPAGES </w:instrText>
-          </w:r>
-          <w:r>
-            <w:rPr>
-              <w:rFonts w:ascii="Calibri" w:hAnsi="Calibri"/>
-              <w:sz w:val="20"/>
-              <w:szCs w:val="20"/>
-            </w:rPr>
-            <w:fldChar w:fldCharType="separate"/>
-          </w:r>
-          <w:r>
-            <w:rPr>
-              <w:rFonts w:ascii="Calibri" w:hAnsi="Calibri"/>
-              <w:sz w:val="20"/>
-              <w:szCs w:val="20"/>
-            </w:rPr>
-            <w:t>2</w:t>
-          </w:r>
-          <w:r>
-            <w:rPr>
-              <w:rFonts w:ascii="Calibri" w:hAnsi="Calibri"/>
-              <w:sz w:val="20"/>
-              <w:szCs w:val="20"/>
-            </w:rPr>
-            <w:fldChar w:fldCharType="end"/>
+            <w:rPr/>
           </w:r>
         </w:p>
       </w:tc>
@@ -4033,100 +3892,7 @@
             </w:rPr>
           </w:pPr>
           <w:r>
-            <w:rPr>
-              <w:rFonts w:ascii="Calibri" w:hAnsi="Calibri"/>
-              <w:sz w:val="20"/>
-              <w:szCs w:val="20"/>
-            </w:rPr>
-            <w:t xml:space="preserve">Page </w:t>
-          </w:r>
-          <w:r>
-            <w:rPr>
-              <w:rFonts w:ascii="Calibri" w:hAnsi="Calibri"/>
-              <w:sz w:val="20"/>
-              <w:szCs w:val="20"/>
-            </w:rPr>
-            <w:fldChar w:fldCharType="begin"/>
-          </w:r>
-          <w:r>
-            <w:rPr>
-              <w:rFonts w:ascii="Calibri" w:hAnsi="Calibri"/>
-              <w:sz w:val="20"/>
-              <w:szCs w:val="20"/>
-            </w:rPr>
-            <w:instrText xml:space="preserve"> PAGE </w:instrText>
-          </w:r>
-          <w:r>
-            <w:rPr>
-              <w:rFonts w:ascii="Calibri" w:hAnsi="Calibri"/>
-              <w:sz w:val="20"/>
-              <w:szCs w:val="20"/>
-            </w:rPr>
-            <w:fldChar w:fldCharType="separate"/>
-          </w:r>
-          <w:r>
-            <w:rPr>
-              <w:rFonts w:ascii="Calibri" w:hAnsi="Calibri"/>
-              <w:sz w:val="20"/>
-              <w:szCs w:val="20"/>
-            </w:rPr>
-            <w:t>1</w:t>
-          </w:r>
-          <w:r>
-            <w:rPr>
-              <w:rFonts w:ascii="Calibri" w:hAnsi="Calibri"/>
-              <w:sz w:val="20"/>
-              <w:szCs w:val="20"/>
-            </w:rPr>
-            <w:fldChar w:fldCharType="end"/>
-          </w:r>
-          <w:r>
-            <w:rPr>
-              <w:rFonts w:ascii="Calibri" w:hAnsi="Calibri"/>
-              <w:sz w:val="20"/>
-              <w:szCs w:val="20"/>
-            </w:rPr>
-            <w:t xml:space="preserve"> of </w:t>
-          </w:r>
-          <w:r>
-            <w:rPr>
-              <w:rFonts w:ascii="Calibri" w:hAnsi="Calibri"/>
-              <w:sz w:val="20"/>
-              <w:szCs w:val="20"/>
-            </w:rPr>
-            <w:fldChar w:fldCharType="begin"/>
-          </w:r>
-          <w:r>
-            <w:rPr>
-              <w:rFonts w:ascii="Calibri" w:hAnsi="Calibri"/>
-              <w:sz w:val="20"/>
-              <w:szCs w:val="20"/>
-            </w:rPr>
-            <w:instrText xml:space="preserve"> NUMPAGES </w:instrText>
-          </w:r>
-          <w:r>
-            <w:rPr>
-              <w:rFonts w:ascii="Calibri" w:hAnsi="Calibri"/>
-              <w:sz w:val="20"/>
-              <w:szCs w:val="20"/>
-            </w:rPr>
-            <w:fldChar w:fldCharType="separate"/>
-          </w:r>
-          <w:r>
-            <w:rPr>
-              <w:rFonts w:ascii="Calibri" w:hAnsi="Calibri"/>
-              <w:sz w:val="20"/>
-              <w:szCs w:val="20"/>
-            </w:rPr>
-            <w:t>2</w:t>
-          </w:r>
-          <w:r>
-            <w:rPr>
-              <w:rFonts w:ascii="Calibri" w:hAnsi="Calibri"/>
-              <w:sz w:val="20"/>
-              <w:szCs w:val="20"/>
-            </w:rPr>
-            <w:fldChar w:fldCharType="end"/>
+            <w:rPr/>
           </w:r>
         </w:p>
       </w:tc>
@@ -4255,100 +4021,7 @@
             </w:rPr>
           </w:pPr>
           <w:r>
-            <w:rPr>
-              <w:rFonts w:ascii="Calibri" w:hAnsi="Calibri"/>
-              <w:sz w:val="20"/>
-              <w:szCs w:val="20"/>
-            </w:rPr>
-            <w:t xml:space="preserve">Page </w:t>
-          </w:r>
-          <w:r>
-            <w:rPr>
-              <w:rFonts w:ascii="Calibri" w:hAnsi="Calibri"/>
-              <w:sz w:val="20"/>
-              <w:szCs w:val="20"/>
-            </w:rPr>
-            <w:fldChar w:fldCharType="begin"/>
-          </w:r>
-          <w:r>
-            <w:rPr>
-              <w:rFonts w:ascii="Calibri" w:hAnsi="Calibri"/>
-              <w:sz w:val="20"/>
-              <w:szCs w:val="20"/>
-            </w:rPr>
-            <w:instrText xml:space="preserve"> PAGE </w:instrText>
-          </w:r>
-          <w:r>
-            <w:rPr>
-              <w:rFonts w:ascii="Calibri" w:hAnsi="Calibri"/>
-              <w:sz w:val="20"/>
-              <w:szCs w:val="20"/>
-            </w:rPr>
-            <w:fldChar w:fldCharType="separate"/>
-          </w:r>
-          <w:r>
-            <w:rPr>
-              <w:rFonts w:ascii="Calibri" w:hAnsi="Calibri"/>
-              <w:sz w:val="20"/>
-              <w:szCs w:val="20"/>
-            </w:rPr>
-            <w:t>2</w:t>
-          </w:r>
-          <w:r>
-            <w:rPr>
-              <w:rFonts w:ascii="Calibri" w:hAnsi="Calibri"/>
-              <w:sz w:val="20"/>
-              <w:szCs w:val="20"/>
-            </w:rPr>
-            <w:fldChar w:fldCharType="end"/>
-          </w:r>
-          <w:r>
-            <w:rPr>
-              <w:rFonts w:ascii="Calibri" w:hAnsi="Calibri"/>
-              <w:sz w:val="20"/>
-              <w:szCs w:val="20"/>
-            </w:rPr>
-            <w:t xml:space="preserve"> of </w:t>
-          </w:r>
-          <w:r>
-            <w:rPr>
-              <w:rFonts w:ascii="Calibri" w:hAnsi="Calibri"/>
-              <w:sz w:val="20"/>
-              <w:szCs w:val="20"/>
-            </w:rPr>
-            <w:fldChar w:fldCharType="begin"/>
-          </w:r>
-          <w:r>
-            <w:rPr>
-              <w:rFonts w:ascii="Calibri" w:hAnsi="Calibri"/>
-              <w:sz w:val="20"/>
-              <w:szCs w:val="20"/>
-            </w:rPr>
-            <w:instrText xml:space="preserve"> NUMPAGES </w:instrText>
-          </w:r>
-          <w:r>
-            <w:rPr>
-              <w:rFonts w:ascii="Calibri" w:hAnsi="Calibri"/>
-              <w:sz w:val="20"/>
-              <w:szCs w:val="20"/>
-            </w:rPr>
-            <w:fldChar w:fldCharType="separate"/>
-          </w:r>
-          <w:r>
-            <w:rPr>
-              <w:rFonts w:ascii="Calibri" w:hAnsi="Calibri"/>
-              <w:sz w:val="20"/>
-              <w:szCs w:val="20"/>
-            </w:rPr>
-            <w:t>2</w:t>
-          </w:r>
-          <w:r>
-            <w:rPr>
-              <w:rFonts w:ascii="Calibri" w:hAnsi="Calibri"/>
-              <w:sz w:val="20"/>
-              <w:szCs w:val="20"/>
-            </w:rPr>
-            <w:fldChar w:fldCharType="end"/>
+            <w:rPr/>
           </w:r>
         </w:p>
       </w:tc>
@@ -4463,100 +4136,7 @@
             </w:rPr>
           </w:pPr>
           <w:r>
-            <w:rPr>
-              <w:rFonts w:ascii="Calibri" w:hAnsi="Calibri"/>
-              <w:sz w:val="20"/>
-              <w:szCs w:val="20"/>
-            </w:rPr>
-            <w:t xml:space="preserve">Page </w:t>
-          </w:r>
-          <w:r>
-            <w:rPr>
-              <w:rFonts w:ascii="Calibri" w:hAnsi="Calibri"/>
-              <w:sz w:val="20"/>
-              <w:szCs w:val="20"/>
-            </w:rPr>
-            <w:fldChar w:fldCharType="begin"/>
-          </w:r>
-          <w:r>
-            <w:rPr>
-              <w:rFonts w:ascii="Calibri" w:hAnsi="Calibri"/>
-              <w:sz w:val="20"/>
-              <w:szCs w:val="20"/>
-            </w:rPr>
-            <w:instrText xml:space="preserve"> PAGE </w:instrText>
-          </w:r>
-          <w:r>
-            <w:rPr>
-              <w:rFonts w:ascii="Calibri" w:hAnsi="Calibri"/>
-              <w:sz w:val="20"/>
-              <w:szCs w:val="20"/>
-            </w:rPr>
-            <w:fldChar w:fldCharType="separate"/>
-          </w:r>
-          <w:r>
-            <w:rPr>
-              <w:rFonts w:ascii="Calibri" w:hAnsi="Calibri"/>
-              <w:sz w:val="20"/>
-              <w:szCs w:val="20"/>
-            </w:rPr>
-            <w:t>2</w:t>
-          </w:r>
-          <w:r>
-            <w:rPr>
-              <w:rFonts w:ascii="Calibri" w:hAnsi="Calibri"/>
-              <w:sz w:val="20"/>
-              <w:szCs w:val="20"/>
-            </w:rPr>
-            <w:fldChar w:fldCharType="end"/>
-          </w:r>
-          <w:r>
-            <w:rPr>
-              <w:rFonts w:ascii="Calibri" w:hAnsi="Calibri"/>
-              <w:sz w:val="20"/>
-              <w:szCs w:val="20"/>
-            </w:rPr>
-            <w:t xml:space="preserve"> of </w:t>
-          </w:r>
-          <w:r>
-            <w:rPr>
-              <w:rFonts w:ascii="Calibri" w:hAnsi="Calibri"/>
-              <w:sz w:val="20"/>
-              <w:szCs w:val="20"/>
-            </w:rPr>
-            <w:fldChar w:fldCharType="begin"/>
-          </w:r>
-          <w:r>
-            <w:rPr>
-              <w:rFonts w:ascii="Calibri" w:hAnsi="Calibri"/>
-              <w:sz w:val="20"/>
-              <w:szCs w:val="20"/>
-            </w:rPr>
-            <w:instrText xml:space="preserve"> NUMPAGES </w:instrText>
-          </w:r>
-          <w:r>
-            <w:rPr>
-              <w:rFonts w:ascii="Calibri" w:hAnsi="Calibri"/>
-              <w:sz w:val="20"/>
-              <w:szCs w:val="20"/>
-            </w:rPr>
-            <w:fldChar w:fldCharType="separate"/>
-          </w:r>
-          <w:r>
-            <w:rPr>
-              <w:rFonts w:ascii="Calibri" w:hAnsi="Calibri"/>
-              <w:sz w:val="20"/>
-              <w:szCs w:val="20"/>
-            </w:rPr>
-            <w:t>2</w:t>
-          </w:r>
-          <w:r>
-            <w:rPr>
-              <w:rFonts w:ascii="Calibri" w:hAnsi="Calibri"/>
-              <w:sz w:val="20"/>
-              <w:szCs w:val="20"/>
-            </w:rPr>
-            <w:fldChar w:fldCharType="end"/>
+            <w:rPr/>
           </w:r>
         </w:p>
       </w:tc>
@@ -5159,7 +4739,7 @@
     <w:pPr>
       <w:widowControl/>
       <w:suppressAutoHyphens w:val="true"/>
-      <w:overflowPunct w:val="true"/>
+      <w:overflowPunct w:val="false"/>
       <w:bidi w:val="0"/>
       <w:spacing w:before="0" w:after="0"/>
       <w:jc w:val="start"/>
@@ -5185,8 +4765,8 @@
       <w:u w:val="single"/>
     </w:rPr>
   </w:style>
-  <w:style w:type="character" w:styleId="Bullets">
-    <w:name w:val="Bullets"/>
+  <w:style w:type="character" w:styleId="Bulletsuser">
+    <w:name w:val="Bullets (user)"/>
     <w:qFormat/>
     <w:rPr>
       <w:rFonts w:ascii="OpenSymbol" w:hAnsi="OpenSymbol" w:eastAsia="OpenSymbol" w:cs="OpenSymbol"/>
@@ -5199,13 +4779,13 @@
       <w:u w:val="single"/>
     </w:rPr>
   </w:style>
-  <w:style w:type="character" w:styleId="FootnoteCharacters">
-    <w:name w:val="Footnote Characters"/>
+  <w:style w:type="character" w:styleId="FootnoteCharactersuser">
+    <w:name w:val="Footnote Characters (user)"/>
     <w:qFormat/>
     <w:rPr/>
   </w:style>
-  <w:style w:type="character" w:styleId="EndnoteCharacters">
-    <w:name w:val="Endnote Characters"/>
+  <w:style w:type="character" w:styleId="EndnoteCharactersuser">
+    <w:name w:val="Endnote Characters (user)"/>
     <w:qFormat/>
     <w:rPr/>
   </w:style>
@@ -5356,8 +4936,8 @@
       <w:szCs w:val="12"/>
     </w:rPr>
   </w:style>
-  <w:style w:type="paragraph" w:styleId="FrameContentsuser">
-    <w:name w:val="Frame Contents (user)"/>
+  <w:style w:type="paragraph" w:styleId="FrameContents">
+    <w:name w:val="Frame Contents"/>
     <w:basedOn w:val="Normal"/>
     <w:qFormat/>
     <w:pPr/>
